--- a/docx/Parts/Part6.docx
+++ b/docx/Parts/Part6.docx
@@ -719,7 +719,7 @@
         <w:rPr>
           <w:color w:val="0000FF"/>
         </w:rPr>
-        <w:instrText xml:space="preserve"> REF _Numd19e1392 \h </w:instrText>
+        <w:instrText xml:space="preserve"> REF _Numd19e1387 \h </w:instrText>
       </w:r>
       <w:r>
         <w:fldChar w:fldCharType="separate"/>
@@ -765,7 +765,7 @@
         <w:rPr>
           <w:color w:val="0000FF"/>
         </w:rPr>
-        <w:instrText xml:space="preserve"> REF _Numd19e1432 \h </w:instrText>
+        <w:instrText xml:space="preserve"> REF _Numd19e1427 \h </w:instrText>
       </w:r>
       <w:r>
         <w:fldChar w:fldCharType="separate"/>
@@ -811,7 +811,7 @@
         <w:rPr>
           <w:color w:val="0000FF"/>
         </w:rPr>
-        <w:instrText xml:space="preserve"> REF _Numd19e1473 \h </w:instrText>
+        <w:instrText xml:space="preserve"> REF _Numd19e1468 \h </w:instrText>
       </w:r>
       <w:r>
         <w:fldChar w:fldCharType="separate"/>
@@ -857,7 +857,7 @@
         <w:rPr>
           <w:color w:val="0000FF"/>
         </w:rPr>
-        <w:instrText xml:space="preserve"> REF _Numd19e1513 \h </w:instrText>
+        <w:instrText xml:space="preserve"> REF _Numd19e1508 \h </w:instrText>
       </w:r>
       <w:r>
         <w:fldChar w:fldCharType="separate"/>
@@ -903,7 +903,7 @@
         <w:rPr>
           <w:color w:val="0000FF"/>
         </w:rPr>
-        <w:instrText xml:space="preserve"> REF _Numd19e1554 \h </w:instrText>
+        <w:instrText xml:space="preserve"> REF _Numd19e1549 \h </w:instrText>
       </w:r>
       <w:r>
         <w:fldChar w:fldCharType="separate"/>
@@ -949,7 +949,7 @@
         <w:rPr>
           <w:color w:val="0000FF"/>
         </w:rPr>
-        <w:instrText xml:space="preserve"> REF _Numd19e1567 \h </w:instrText>
+        <w:instrText xml:space="preserve"> REF _Numd19e1562 \h </w:instrText>
       </w:r>
       <w:r>
         <w:fldChar w:fldCharType="separate"/>
@@ -995,7 +995,7 @@
         <w:rPr>
           <w:color w:val="0000FF"/>
         </w:rPr>
-        <w:instrText xml:space="preserve"> REF _Numd19e1586 \h </w:instrText>
+        <w:instrText xml:space="preserve"> REF _Numd19e1581 \h </w:instrText>
       </w:r>
       <w:r>
         <w:fldChar w:fldCharType="separate"/>
@@ -1041,7 +1041,7 @@
         <w:rPr>
           <w:color w:val="0000FF"/>
         </w:rPr>
-        <w:instrText xml:space="preserve"> REF _Numd19e1687 \h </w:instrText>
+        <w:instrText xml:space="preserve"> REF _Numd19e1682 \h </w:instrText>
       </w:r>
       <w:r>
         <w:fldChar w:fldCharType="separate"/>
@@ -1087,7 +1087,7 @@
         <w:rPr>
           <w:color w:val="0000FF"/>
         </w:rPr>
-        <w:instrText xml:space="preserve"> REF _Numd19e1708 \h </w:instrText>
+        <w:instrText xml:space="preserve"> REF _Numd19e1703 \h </w:instrText>
       </w:r>
       <w:r>
         <w:fldChar w:fldCharType="separate"/>
@@ -1133,7 +1133,7 @@
         <w:rPr>
           <w:color w:val="0000FF"/>
         </w:rPr>
-        <w:instrText xml:space="preserve"> REF _Numd19e2033 \h </w:instrText>
+        <w:instrText xml:space="preserve"> REF _Numd19e2028 \h </w:instrText>
       </w:r>
       <w:r>
         <w:fldChar w:fldCharType="separate"/>
@@ -1179,7 +1179,7 @@
         <w:rPr>
           <w:color w:val="0000FF"/>
         </w:rPr>
-        <w:instrText xml:space="preserve"> REF _Numd19e2235 \h </w:instrText>
+        <w:instrText xml:space="preserve"> REF _Numd19e2230 \h </w:instrText>
       </w:r>
       <w:r>
         <w:fldChar w:fldCharType="separate"/>
@@ -1225,7 +1225,7 @@
         <w:rPr>
           <w:color w:val="0000FF"/>
         </w:rPr>
-        <w:instrText xml:space="preserve"> REF _Numd19e2475 \h </w:instrText>
+        <w:instrText xml:space="preserve"> REF _Numd19e2470 \h </w:instrText>
       </w:r>
       <w:r>
         <w:fldChar w:fldCharType="separate"/>
@@ -1271,7 +1271,7 @@
         <w:rPr>
           <w:color w:val="0000FF"/>
         </w:rPr>
-        <w:instrText xml:space="preserve"> REF _Numd19e2568 \h </w:instrText>
+        <w:instrText xml:space="preserve"> REF _Numd19e2563 \h </w:instrText>
       </w:r>
       <w:r>
         <w:fldChar w:fldCharType="separate"/>
@@ -1317,7 +1317,7 @@
         <w:rPr>
           <w:color w:val="0000FF"/>
         </w:rPr>
-        <w:instrText xml:space="preserve"> REF _Numd19e2886 \h </w:instrText>
+        <w:instrText xml:space="preserve"> REF _Numd19e2871 \h </w:instrText>
       </w:r>
       <w:r>
         <w:fldChar w:fldCharType="separate"/>
@@ -1363,7 +1363,7 @@
         <w:rPr>
           <w:color w:val="0000FF"/>
         </w:rPr>
-        <w:instrText xml:space="preserve"> REF _Numd19e2990 \h </w:instrText>
+        <w:instrText xml:space="preserve"> REF _Numd19e2975 \h </w:instrText>
       </w:r>
       <w:r>
         <w:fldChar w:fldCharType="separate"/>
@@ -1409,7 +1409,7 @@
         <w:rPr>
           <w:color w:val="0000FF"/>
         </w:rPr>
-        <w:instrText xml:space="preserve"> REF _Numd19e3112 \h </w:instrText>
+        <w:instrText xml:space="preserve"> REF _Numd19e3097 \h </w:instrText>
       </w:r>
       <w:r>
         <w:fldChar w:fldCharType="separate"/>
@@ -1455,7 +1455,7 @@
         <w:rPr>
           <w:color w:val="0000FF"/>
         </w:rPr>
-        <w:instrText xml:space="preserve"> REF _Numd19e3125 \h </w:instrText>
+        <w:instrText xml:space="preserve"> REF _Numd19e3110 \h </w:instrText>
       </w:r>
       <w:r>
         <w:fldChar w:fldCharType="separate"/>
@@ -1501,7 +1501,7 @@
         <w:rPr>
           <w:color w:val="0000FF"/>
         </w:rPr>
-        <w:instrText xml:space="preserve"> REF _Numd19e3264 \h </w:instrText>
+        <w:instrText xml:space="preserve"> REF _Numd19e3244 \h </w:instrText>
       </w:r>
       <w:r>
         <w:fldChar w:fldCharType="separate"/>
@@ -1547,7 +1547,7 @@
         <w:rPr>
           <w:color w:val="0000FF"/>
         </w:rPr>
-        <w:instrText xml:space="preserve"> REF _Numd19e3500 \h </w:instrText>
+        <w:instrText xml:space="preserve"> REF _Numd19e3470 \h </w:instrText>
       </w:r>
       <w:r>
         <w:fldChar w:fldCharType="separate"/>
@@ -1593,7 +1593,7 @@
         <w:rPr>
           <w:color w:val="0000FF"/>
         </w:rPr>
-        <w:instrText xml:space="preserve"> REF _Numd19e3636 \h </w:instrText>
+        <w:instrText xml:space="preserve"> REF _Numd19e3583 \h </w:instrText>
       </w:r>
       <w:r>
         <w:fldChar w:fldCharType="separate"/>
@@ -1639,7 +1639,7 @@
         <w:rPr>
           <w:color w:val="0000FF"/>
         </w:rPr>
-        <w:instrText xml:space="preserve"> REF _Numd19e3758 \h </w:instrText>
+        <w:instrText xml:space="preserve"> REF _Numd19e3705 \h </w:instrText>
       </w:r>
       <w:r>
         <w:fldChar w:fldCharType="separate"/>
@@ -1685,7 +1685,7 @@
         <w:rPr>
           <w:color w:val="0000FF"/>
         </w:rPr>
-        <w:instrText xml:space="preserve"> REF _Numd19e3771 \h </w:instrText>
+        <w:instrText xml:space="preserve"> REF _Numd19e3718 \h </w:instrText>
       </w:r>
       <w:r>
         <w:fldChar w:fldCharType="separate"/>
@@ -1731,7 +1731,7 @@
         <w:rPr>
           <w:color w:val="0000FF"/>
         </w:rPr>
-        <w:instrText xml:space="preserve"> REF _Numd19e3883 \h </w:instrText>
+        <w:instrText xml:space="preserve"> REF _Numd19e3830 \h </w:instrText>
       </w:r>
       <w:r>
         <w:fldChar w:fldCharType="separate"/>
@@ -1777,7 +1777,7 @@
         <w:rPr>
           <w:color w:val="0000FF"/>
         </w:rPr>
-        <w:instrText xml:space="preserve"> REF _Numd19e3896 \h </w:instrText>
+        <w:instrText xml:space="preserve"> REF _Numd19e3843 \h </w:instrText>
       </w:r>
       <w:r>
         <w:fldChar w:fldCharType="separate"/>
@@ -1823,7 +1823,7 @@
         <w:rPr>
           <w:color w:val="0000FF"/>
         </w:rPr>
-        <w:instrText xml:space="preserve"> REF _Numd19e3949 \h </w:instrText>
+        <w:instrText xml:space="preserve"> REF _Numd19e3896 \h </w:instrText>
       </w:r>
       <w:r>
         <w:fldChar w:fldCharType="separate"/>
@@ -2180,7 +2180,7 @@
         <w:rPr>
           <w:color w:val="0000FF"/>
         </w:rPr>
-        <w:instrText xml:space="preserve"> REF _Numd19e1554 \h </w:instrText>
+        <w:instrText xml:space="preserve"> REF _Numd19e1549 \h </w:instrText>
       </w:r>
       <w:r>
         <w:fldChar w:fldCharType="separate"/>
@@ -2442,7 +2442,7 @@
         <w:rPr>
           <w:color w:val="0000FF"/>
         </w:rPr>
-        <w:instrText xml:space="preserve"> REF _Numd19e1554 \h </w:instrText>
+        <w:instrText xml:space="preserve"> REF _Numd19e1549 \h </w:instrText>
       </w:r>
       <w:r>
         <w:fldChar w:fldCharType="separate"/>
@@ -2577,7 +2577,7 @@
         <w:rPr>
           <w:color w:val="0000FF"/>
         </w:rPr>
-        <w:instrText xml:space="preserve"> REF _Numd19e3771 \h </w:instrText>
+        <w:instrText xml:space="preserve"> REF _Numd19e3718 \h </w:instrText>
       </w:r>
       <w:r>
         <w:fldChar w:fldCharType="separate"/>
@@ -2638,7 +2638,7 @@
         <w:rPr>
           <w:color w:val="0000FF"/>
         </w:rPr>
-        <w:instrText xml:space="preserve"> REF _Numd19e3771 \h </w:instrText>
+        <w:instrText xml:space="preserve"> REF _Numd19e3718 \h </w:instrText>
       </w:r>
       <w:r>
         <w:fldChar w:fldCharType="separate"/>
@@ -3396,7 +3396,7 @@
         <w:rPr>
           <w:color w:val="0000FF"/>
         </w:rPr>
-        <w:instrText xml:space="preserve"> REF _Numd19e2568 \h </w:instrText>
+        <w:instrText xml:space="preserve"> REF _Numd19e2563 \h </w:instrText>
       </w:r>
       <w:r>
         <w:fldChar w:fldCharType="separate"/>
@@ -3429,7 +3429,7 @@
         <w:rPr>
           <w:color w:val="0000FF"/>
         </w:rPr>
-        <w:instrText xml:space="preserve"> REF _Numd19e3125 \h </w:instrText>
+        <w:instrText xml:space="preserve"> REF _Numd19e3110 \h </w:instrText>
       </w:r>
       <w:r>
         <w:fldChar w:fldCharType="separate"/>
@@ -3450,13 +3450,7 @@
         <w:fldChar w:fldCharType="end"/>
       </w:r>
       <w:r>
-        <w:t xml:space="preserve"> for sole source 8(a) awards over </w:t>
-      </w:r>
-      <w:r>
-        <w:t>$30 million</w:t>
-      </w:r>
-      <w:r>
-        <w:t>.)</w:t>
+        <w:t xml:space="preserve"> for sole source 8(a) awards over $30 million.)</w:t>
       </w:r>
       <w:bookmarkEnd w:id="66"/>
       <w:bookmarkEnd w:id="67"/>
@@ -3466,9 +3460,9 @@
       <w:pPr>
         <w:pStyle w:val="Heading3"/>
       </w:pPr>
-      <w:bookmarkStart w:id="68" w:name="_Numd19e1392"/>
-      <w:bookmarkStart w:id="69" w:name="_Refd19e1392"/>
-      <w:bookmarkStart w:id="70" w:name="_Tocd19e1392"/>
+      <w:bookmarkStart w:id="68" w:name="_Numd19e1387"/>
+      <w:bookmarkStart w:id="69" w:name="_Refd19e1387"/>
+      <w:bookmarkStart w:id="70" w:name="_Tocd19e1387"/>
       <w:r>
         <w:t/>
       </w:r>
@@ -3491,8 +3485,8 @@
           <w:numId w:val="120"/>
         </w:numPr>
       </w:pPr>
-      <w:bookmarkStart w:id="72" w:name="_Tocd19e1401"/>
-      <w:bookmarkStart w:id="71" w:name="_Refd19e1401"/>
+      <w:bookmarkStart w:id="72" w:name="_Tocd19e1396"/>
+      <w:bookmarkStart w:id="71" w:name="_Refd19e1396"/>
       <w:r>
         <w:t/>
       </w:r>
@@ -3549,9 +3543,9 @@
       <w:pPr>
         <w:pStyle w:val="Heading3"/>
       </w:pPr>
-      <w:bookmarkStart w:id="73" w:name="_Numd19e1432"/>
-      <w:bookmarkStart w:id="74" w:name="_Refd19e1432"/>
-      <w:bookmarkStart w:id="75" w:name="_Tocd19e1432"/>
+      <w:bookmarkStart w:id="73" w:name="_Numd19e1427"/>
+      <w:bookmarkStart w:id="74" w:name="_Refd19e1427"/>
+      <w:bookmarkStart w:id="75" w:name="_Tocd19e1427"/>
       <w:r>
         <w:t/>
       </w:r>
@@ -3574,8 +3568,8 @@
           <w:numId w:val="121"/>
         </w:numPr>
       </w:pPr>
-      <w:bookmarkStart w:id="77" w:name="_Tocd19e1441"/>
-      <w:bookmarkStart w:id="76" w:name="_Refd19e1441"/>
+      <w:bookmarkStart w:id="77" w:name="_Tocd19e1436"/>
+      <w:bookmarkStart w:id="76" w:name="_Refd19e1436"/>
       <w:r>
         <w:t/>
       </w:r>
@@ -3632,9 +3626,9 @@
       <w:pPr>
         <w:pStyle w:val="Heading3"/>
       </w:pPr>
-      <w:bookmarkStart w:id="78" w:name="_Numd19e1473"/>
-      <w:bookmarkStart w:id="79" w:name="_Refd19e1473"/>
-      <w:bookmarkStart w:id="80" w:name="_Tocd19e1473"/>
+      <w:bookmarkStart w:id="78" w:name="_Numd19e1468"/>
+      <w:bookmarkStart w:id="79" w:name="_Refd19e1468"/>
+      <w:bookmarkStart w:id="80" w:name="_Tocd19e1468"/>
       <w:r>
         <w:t/>
       </w:r>
@@ -3657,8 +3651,8 @@
           <w:numId w:val="122"/>
         </w:numPr>
       </w:pPr>
-      <w:bookmarkStart w:id="82" w:name="_Tocd19e1482"/>
-      <w:bookmarkStart w:id="81" w:name="_Refd19e1482"/>
+      <w:bookmarkStart w:id="82" w:name="_Tocd19e1477"/>
+      <w:bookmarkStart w:id="81" w:name="_Refd19e1477"/>
       <w:r>
         <w:t/>
       </w:r>
@@ -3715,9 +3709,9 @@
       <w:pPr>
         <w:pStyle w:val="Heading3"/>
       </w:pPr>
-      <w:bookmarkStart w:id="83" w:name="_Numd19e1513"/>
-      <w:bookmarkStart w:id="84" w:name="_Refd19e1513"/>
-      <w:bookmarkStart w:id="85" w:name="_Tocd19e1513"/>
+      <w:bookmarkStart w:id="83" w:name="_Numd19e1508"/>
+      <w:bookmarkStart w:id="84" w:name="_Refd19e1508"/>
+      <w:bookmarkStart w:id="85" w:name="_Tocd19e1508"/>
       <w:r>
         <w:t/>
       </w:r>
@@ -3740,8 +3734,8 @@
           <w:numId w:val="123"/>
         </w:numPr>
       </w:pPr>
-      <w:bookmarkStart w:id="87" w:name="_Tocd19e1522"/>
-      <w:bookmarkStart w:id="86" w:name="_Refd19e1522"/>
+      <w:bookmarkStart w:id="87" w:name="_Tocd19e1517"/>
+      <w:bookmarkStart w:id="86" w:name="_Refd19e1517"/>
       <w:r>
         <w:t/>
       </w:r>
@@ -3798,9 +3792,9 @@
       <w:pPr>
         <w:pStyle w:val="Heading2"/>
       </w:pPr>
-      <w:bookmarkStart w:id="88" w:name="_Numd19e1554"/>
-      <w:bookmarkStart w:id="89" w:name="_Refd19e1554"/>
-      <w:bookmarkStart w:id="90" w:name="_Tocd19e1554"/>
+      <w:bookmarkStart w:id="88" w:name="_Numd19e1549"/>
+      <w:bookmarkStart w:id="89" w:name="_Refd19e1549"/>
+      <w:bookmarkStart w:id="90" w:name="_Tocd19e1549"/>
       <w:r>
         <w:t/>
       </w:r>
@@ -3819,9 +3813,9 @@
       <w:pPr>
         <w:pStyle w:val="Heading3"/>
       </w:pPr>
-      <w:bookmarkStart w:id="91" w:name="_Numd19e1567"/>
-      <w:bookmarkStart w:id="92" w:name="_Refd19e1567"/>
-      <w:bookmarkStart w:id="93" w:name="_Tocd19e1567"/>
+      <w:bookmarkStart w:id="91" w:name="_Numd19e1562"/>
+      <w:bookmarkStart w:id="92" w:name="_Refd19e1562"/>
+      <w:bookmarkStart w:id="93" w:name="_Tocd19e1562"/>
       <w:r>
         <w:t/>
       </w:r>
@@ -3848,9 +3842,9 @@
       <w:pPr>
         <w:pStyle w:val="Heading3"/>
       </w:pPr>
-      <w:bookmarkStart w:id="94" w:name="_Numd19e1586"/>
-      <w:bookmarkStart w:id="95" w:name="_Refd19e1586"/>
-      <w:bookmarkStart w:id="96" w:name="_Tocd19e1586"/>
+      <w:bookmarkStart w:id="94" w:name="_Numd19e1581"/>
+      <w:bookmarkStart w:id="95" w:name="_Refd19e1581"/>
+      <w:bookmarkStart w:id="96" w:name="_Tocd19e1581"/>
       <w:r>
         <w:t/>
       </w:r>
@@ -3873,8 +3867,8 @@
           <w:numId w:val="124"/>
         </w:numPr>
       </w:pPr>
-      <w:bookmarkStart w:id="98" w:name="_Tocd19e1595"/>
-      <w:bookmarkStart w:id="97" w:name="_Refd19e1595"/>
+      <w:bookmarkStart w:id="98" w:name="_Tocd19e1590"/>
+      <w:bookmarkStart w:id="97" w:name="_Refd19e1590"/>
       <w:r>
         <w:t/>
       </w:r>
@@ -3938,7 +3932,7 @@
         <w:rPr>
           <w:color w:val="0000FF"/>
         </w:rPr>
-        <w:instrText xml:space="preserve"> REF _Numd19e1687 \h </w:instrText>
+        <w:instrText xml:space="preserve"> REF _Numd19e1682 \h </w:instrText>
       </w:r>
       <w:r>
         <w:fldChar w:fldCharType="separate"/>
@@ -3990,7 +3984,7 @@
         <w:rPr>
           <w:color w:val="0000FF"/>
         </w:rPr>
-        <w:instrText xml:space="preserve"> REF _Numd19e1687 \h </w:instrText>
+        <w:instrText xml:space="preserve"> REF _Numd19e1682 \h </w:instrText>
       </w:r>
       <w:r>
         <w:fldChar w:fldCharType="separate"/>
@@ -4042,8 +4036,8 @@
           <w:numId w:val="125"/>
         </w:numPr>
       </w:pPr>
-      <w:bookmarkStart w:id="100" w:name="_Tocd19e1642"/>
-      <w:bookmarkStart w:id="99" w:name="_Refd19e1642"/>
+      <w:bookmarkStart w:id="100" w:name="_Tocd19e1637"/>
+      <w:bookmarkStart w:id="99" w:name="_Refd19e1637"/>
       <w:r>
         <w:t/>
       </w:r>
@@ -4162,9 +4156,9 @@
       <w:pPr>
         <w:pStyle w:val="Heading3"/>
       </w:pPr>
-      <w:bookmarkStart w:id="101" w:name="_Numd19e1687"/>
-      <w:bookmarkStart w:id="102" w:name="_Refd19e1687"/>
-      <w:bookmarkStart w:id="103" w:name="_Tocd19e1687"/>
+      <w:bookmarkStart w:id="101" w:name="_Numd19e1682"/>
+      <w:bookmarkStart w:id="102" w:name="_Refd19e1682"/>
+      <w:bookmarkStart w:id="103" w:name="_Tocd19e1682"/>
       <w:r>
         <w:t/>
       </w:r>
@@ -4195,7 +4189,7 @@
         <w:rPr>
           <w:color w:val="0000FF"/>
         </w:rPr>
-        <w:instrText xml:space="preserve"> REF _Numd19e3112 \h </w:instrText>
+        <w:instrText xml:space="preserve"> REF _Numd19e3097 \h </w:instrText>
       </w:r>
       <w:r>
         <w:fldChar w:fldCharType="separate"/>
@@ -4224,9 +4218,9 @@
       <w:pPr>
         <w:pStyle w:val="Heading4"/>
       </w:pPr>
-      <w:bookmarkStart w:id="104" w:name="_Numd19e1708"/>
-      <w:bookmarkStart w:id="105" w:name="_Refd19e1708"/>
-      <w:bookmarkStart w:id="106" w:name="_Tocd19e1708"/>
+      <w:bookmarkStart w:id="104" w:name="_Numd19e1703"/>
+      <w:bookmarkStart w:id="105" w:name="_Refd19e1703"/>
+      <w:bookmarkStart w:id="106" w:name="_Tocd19e1703"/>
       <w:r>
         <w:t/>
       </w:r>
@@ -4249,8 +4243,8 @@
           <w:numId w:val="126"/>
         </w:numPr>
       </w:pPr>
-      <w:bookmarkStart w:id="108" w:name="_Tocd19e1717"/>
-      <w:bookmarkStart w:id="107" w:name="_Refd19e1717"/>
+      <w:bookmarkStart w:id="108" w:name="_Tocd19e1712"/>
+      <w:bookmarkStart w:id="107" w:name="_Refd19e1712"/>
       <w:r>
         <w:t/>
       </w:r>
@@ -4270,8 +4264,8 @@
           <w:numId w:val="127"/>
         </w:numPr>
       </w:pPr>
-      <w:bookmarkStart w:id="110" w:name="_Tocd19e1725"/>
-      <w:bookmarkStart w:id="109" w:name="_Refd19e1725"/>
+      <w:bookmarkStart w:id="110" w:name="_Tocd19e1720"/>
+      <w:bookmarkStart w:id="109" w:name="_Refd19e1720"/>
       <w:r>
         <w:t/>
       </w:r>
@@ -4332,8 +4326,8 @@
           <w:numId w:val="128"/>
         </w:numPr>
       </w:pPr>
-      <w:bookmarkStart w:id="112" w:name="_Tocd19e1748"/>
-      <w:bookmarkStart w:id="111" w:name="_Refd19e1748"/>
+      <w:bookmarkStart w:id="112" w:name="_Tocd19e1743"/>
+      <w:bookmarkStart w:id="111" w:name="_Refd19e1743"/>
       <w:r>
         <w:t/>
       </w:r>
@@ -4353,8 +4347,8 @@
           <w:numId w:val="129"/>
         </w:numPr>
       </w:pPr>
-      <w:bookmarkStart w:id="114" w:name="_Tocd19e1756"/>
-      <w:bookmarkStart w:id="113" w:name="_Refd19e1756"/>
+      <w:bookmarkStart w:id="114" w:name="_Tocd19e1751"/>
+      <w:bookmarkStart w:id="113" w:name="_Refd19e1751"/>
       <w:r>
         <w:t/>
       </w:r>
@@ -4453,8 +4447,8 @@
           <w:numId w:val="130"/>
         </w:numPr>
       </w:pPr>
-      <w:bookmarkStart w:id="116" w:name="_Tocd19e1794"/>
-      <w:bookmarkStart w:id="115" w:name="_Refd19e1794"/>
+      <w:bookmarkStart w:id="116" w:name="_Tocd19e1789"/>
+      <w:bookmarkStart w:id="115" w:name="_Refd19e1789"/>
       <w:r>
         <w:t/>
       </w:r>
@@ -4525,8 +4519,8 @@
           <w:numId w:val="131"/>
         </w:numPr>
       </w:pPr>
-      <w:bookmarkStart w:id="118" w:name="_Tocd19e1821"/>
-      <w:bookmarkStart w:id="117" w:name="_Refd19e1821"/>
+      <w:bookmarkStart w:id="118" w:name="_Tocd19e1816"/>
+      <w:bookmarkStart w:id="117" w:name="_Refd19e1816"/>
       <w:r>
         <w:t/>
       </w:r>
@@ -4610,7 +4604,7 @@
         <w:rPr>
           <w:color w:val="0000FF"/>
         </w:rPr>
-        <w:instrText xml:space="preserve"> REF _Numd19e2990 \h </w:instrText>
+        <w:instrText xml:space="preserve"> REF _Numd19e2975 \h </w:instrText>
       </w:r>
       <w:r>
         <w:fldChar w:fldCharType="separate"/>
@@ -4643,8 +4637,8 @@
           <w:numId w:val="132"/>
         </w:numPr>
       </w:pPr>
-      <w:bookmarkStart w:id="120" w:name="_Tocd19e1857"/>
-      <w:bookmarkStart w:id="119" w:name="_Refd19e1857"/>
+      <w:bookmarkStart w:id="120" w:name="_Tocd19e1852"/>
+      <w:bookmarkStart w:id="119" w:name="_Refd19e1852"/>
       <w:r>
         <w:t/>
       </w:r>
@@ -4664,8 +4658,8 @@
           <w:numId w:val="133"/>
         </w:numPr>
       </w:pPr>
-      <w:bookmarkStart w:id="122" w:name="_Tocd19e1865"/>
-      <w:bookmarkStart w:id="121" w:name="_Refd19e1865"/>
+      <w:bookmarkStart w:id="122" w:name="_Tocd19e1860"/>
+      <w:bookmarkStart w:id="121" w:name="_Refd19e1860"/>
       <w:r>
         <w:t/>
       </w:r>
@@ -4811,8 +4805,8 @@
           <w:numId w:val="134"/>
         </w:numPr>
       </w:pPr>
-      <w:bookmarkStart w:id="124" w:name="_Tocd19e1922"/>
-      <w:bookmarkStart w:id="123" w:name="_Refd19e1922"/>
+      <w:bookmarkStart w:id="124" w:name="_Tocd19e1917"/>
+      <w:bookmarkStart w:id="123" w:name="_Refd19e1917"/>
       <w:r>
         <w:t/>
       </w:r>
@@ -4832,8 +4826,8 @@
           <w:numId w:val="135"/>
         </w:numPr>
       </w:pPr>
-      <w:bookmarkStart w:id="126" w:name="_Tocd19e1930"/>
-      <w:bookmarkStart w:id="125" w:name="_Refd19e1930"/>
+      <w:bookmarkStart w:id="126" w:name="_Tocd19e1925"/>
+      <w:bookmarkStart w:id="125" w:name="_Refd19e1925"/>
       <w:r>
         <w:t/>
       </w:r>
@@ -4872,7 +4866,7 @@
         <w:rPr>
           <w:color w:val="0000FF"/>
         </w:rPr>
-        <w:instrText xml:space="preserve"> REF _Numd19e3112 \h </w:instrText>
+        <w:instrText xml:space="preserve"> REF _Numd19e3097 \h </w:instrText>
       </w:r>
       <w:r>
         <w:fldChar w:fldCharType="separate"/>
@@ -4905,7 +4899,7 @@
         <w:rPr>
           <w:color w:val="0000FF"/>
         </w:rPr>
-        <w:instrText xml:space="preserve"> REF _Numd19e3500 \h </w:instrText>
+        <w:instrText xml:space="preserve"> REF _Numd19e3470 \h </w:instrText>
       </w:r>
       <w:r>
         <w:fldChar w:fldCharType="separate"/>
@@ -4938,8 +4932,8 @@
           <w:numId w:val="136"/>
         </w:numPr>
       </w:pPr>
-      <w:bookmarkStart w:id="128" w:name="_Tocd19e1953"/>
-      <w:bookmarkStart w:id="127" w:name="_Refd19e1953"/>
+      <w:bookmarkStart w:id="128" w:name="_Tocd19e1948"/>
+      <w:bookmarkStart w:id="127" w:name="_Refd19e1948"/>
       <w:r>
         <w:t/>
       </w:r>
@@ -5050,8 +5044,8 @@
           <w:numId w:val="137"/>
         </w:numPr>
       </w:pPr>
-      <w:bookmarkStart w:id="130" w:name="_Tocd19e1996"/>
-      <w:bookmarkStart w:id="129" w:name="_Refd19e1996"/>
+      <w:bookmarkStart w:id="130" w:name="_Tocd19e1991"/>
+      <w:bookmarkStart w:id="129" w:name="_Refd19e1991"/>
       <w:r>
         <w:t/>
       </w:r>
@@ -5071,7 +5065,7 @@
         <w:rPr>
           <w:color w:val="0000FF"/>
         </w:rPr>
-        <w:instrText xml:space="preserve"> REF _Numd19e3112 \h </w:instrText>
+        <w:instrText xml:space="preserve"> REF _Numd19e3097 \h </w:instrText>
       </w:r>
       <w:r>
         <w:fldChar w:fldCharType="separate"/>
@@ -5104,7 +5098,7 @@
         <w:rPr>
           <w:color w:val="0000FF"/>
         </w:rPr>
-        <w:instrText xml:space="preserve"> REF _Numd19e3500 \h </w:instrText>
+        <w:instrText xml:space="preserve"> REF _Numd19e3470 \h </w:instrText>
       </w:r>
       <w:r>
         <w:fldChar w:fldCharType="separate"/>
@@ -5165,9 +5159,9 @@
       <w:pPr>
         <w:pStyle w:val="Heading4"/>
       </w:pPr>
-      <w:bookmarkStart w:id="131" w:name="_Numd19e2033"/>
-      <w:bookmarkStart w:id="132" w:name="_Refd19e2033"/>
-      <w:bookmarkStart w:id="133" w:name="_Tocd19e2033"/>
+      <w:bookmarkStart w:id="131" w:name="_Numd19e2028"/>
+      <w:bookmarkStart w:id="132" w:name="_Refd19e2028"/>
+      <w:bookmarkStart w:id="133" w:name="_Tocd19e2028"/>
       <w:r>
         <w:t/>
       </w:r>
@@ -5190,8 +5184,8 @@
           <w:numId w:val="138"/>
         </w:numPr>
       </w:pPr>
-      <w:bookmarkStart w:id="135" w:name="_Tocd19e2042"/>
-      <w:bookmarkStart w:id="134" w:name="_Refd19e2042"/>
+      <w:bookmarkStart w:id="135" w:name="_Tocd19e2037"/>
+      <w:bookmarkStart w:id="134" w:name="_Refd19e2037"/>
       <w:r>
         <w:t/>
       </w:r>
@@ -5211,8 +5205,8 @@
           <w:numId w:val="139"/>
         </w:numPr>
       </w:pPr>
-      <w:bookmarkStart w:id="137" w:name="_Tocd19e2050"/>
-      <w:bookmarkStart w:id="136" w:name="_Refd19e2050"/>
+      <w:bookmarkStart w:id="137" w:name="_Tocd19e2045"/>
+      <w:bookmarkStart w:id="136" w:name="_Refd19e2045"/>
       <w:r>
         <w:t/>
       </w:r>
@@ -5303,8 +5297,8 @@
           <w:numId w:val="140"/>
         </w:numPr>
       </w:pPr>
-      <w:bookmarkStart w:id="139" w:name="_Tocd19e2084"/>
-      <w:bookmarkStart w:id="138" w:name="_Refd19e2084"/>
+      <w:bookmarkStart w:id="139" w:name="_Tocd19e2079"/>
+      <w:bookmarkStart w:id="138" w:name="_Refd19e2079"/>
       <w:r>
         <w:t/>
       </w:r>
@@ -5364,8 +5358,8 @@
           <w:numId w:val="141"/>
         </w:numPr>
       </w:pPr>
-      <w:bookmarkStart w:id="141" w:name="_Tocd19e2107"/>
-      <w:bookmarkStart w:id="140" w:name="_Refd19e2107"/>
+      <w:bookmarkStart w:id="141" w:name="_Tocd19e2102"/>
+      <w:bookmarkStart w:id="140" w:name="_Refd19e2102"/>
       <w:r>
         <w:t/>
       </w:r>
@@ -5385,7 +5379,7 @@
         <w:rPr>
           <w:color w:val="0000FF"/>
         </w:rPr>
-        <w:instrText xml:space="preserve"> REF _Numd19e3112 \h </w:instrText>
+        <w:instrText xml:space="preserve"> REF _Numd19e3097 \h </w:instrText>
       </w:r>
       <w:r>
         <w:fldChar w:fldCharType="separate"/>
@@ -5418,7 +5412,7 @@
         <w:rPr>
           <w:color w:val="0000FF"/>
         </w:rPr>
-        <w:instrText xml:space="preserve"> REF _Numd19e3500 \h </w:instrText>
+        <w:instrText xml:space="preserve"> REF _Numd19e3470 \h </w:instrText>
       </w:r>
       <w:r>
         <w:fldChar w:fldCharType="separate"/>
@@ -5491,8 +5485,8 @@
           <w:numId w:val="142"/>
         </w:numPr>
       </w:pPr>
-      <w:bookmarkStart w:id="143" w:name="_Tocd19e2138"/>
-      <w:bookmarkStart w:id="142" w:name="_Refd19e2138"/>
+      <w:bookmarkStart w:id="143" w:name="_Tocd19e2133"/>
+      <w:bookmarkStart w:id="142" w:name="_Refd19e2133"/>
       <w:r>
         <w:t/>
       </w:r>
@@ -5512,8 +5506,8 @@
           <w:numId w:val="143"/>
         </w:numPr>
       </w:pPr>
-      <w:bookmarkStart w:id="145" w:name="_Tocd19e2146"/>
-      <w:bookmarkStart w:id="144" w:name="_Refd19e2146"/>
+      <w:bookmarkStart w:id="145" w:name="_Tocd19e2141"/>
+      <w:bookmarkStart w:id="144" w:name="_Refd19e2141"/>
       <w:r>
         <w:t/>
       </w:r>
@@ -5533,8 +5527,8 @@
           <w:numId w:val="144"/>
         </w:numPr>
       </w:pPr>
-      <w:bookmarkStart w:id="147" w:name="_Tocd19e2154"/>
-      <w:bookmarkStart w:id="146" w:name="_Refd19e2154"/>
+      <w:bookmarkStart w:id="147" w:name="_Tocd19e2149"/>
+      <w:bookmarkStart w:id="146" w:name="_Refd19e2149"/>
       <w:r>
         <w:t/>
       </w:r>
@@ -5615,8 +5609,8 @@
           <w:numId w:val="145"/>
         </w:numPr>
       </w:pPr>
-      <w:bookmarkStart w:id="149" w:name="_Tocd19e2185"/>
-      <w:bookmarkStart w:id="148" w:name="_Refd19e2185"/>
+      <w:bookmarkStart w:id="149" w:name="_Tocd19e2180"/>
+      <w:bookmarkStart w:id="148" w:name="_Refd19e2180"/>
       <w:r>
         <w:t/>
       </w:r>
@@ -5695,7 +5689,7 @@
         <w:rPr>
           <w:color w:val="0000FF"/>
         </w:rPr>
-        <w:instrText xml:space="preserve"> REF _Numd19e3500 \h </w:instrText>
+        <w:instrText xml:space="preserve"> REF _Numd19e3470 \h </w:instrText>
       </w:r>
       <w:r>
         <w:fldChar w:fldCharType="separate"/>
@@ -5747,9 +5741,9 @@
       <w:pPr>
         <w:pStyle w:val="Heading4"/>
       </w:pPr>
-      <w:bookmarkStart w:id="150" w:name="_Numd19e2235"/>
-      <w:bookmarkStart w:id="151" w:name="_Refd19e2235"/>
-      <w:bookmarkStart w:id="152" w:name="_Tocd19e2235"/>
+      <w:bookmarkStart w:id="150" w:name="_Numd19e2230"/>
+      <w:bookmarkStart w:id="151" w:name="_Refd19e2230"/>
+      <w:bookmarkStart w:id="152" w:name="_Tocd19e2230"/>
       <w:r>
         <w:t/>
       </w:r>
@@ -5772,8 +5766,8 @@
           <w:numId w:val="146"/>
         </w:numPr>
       </w:pPr>
-      <w:bookmarkStart w:id="154" w:name="_Tocd19e2244"/>
-      <w:bookmarkStart w:id="153" w:name="_Refd19e2244"/>
+      <w:bookmarkStart w:id="154" w:name="_Tocd19e2239"/>
+      <w:bookmarkStart w:id="153" w:name="_Refd19e2239"/>
       <w:r>
         <w:t/>
       </w:r>
@@ -5793,8 +5787,8 @@
           <w:numId w:val="147"/>
         </w:numPr>
       </w:pPr>
-      <w:bookmarkStart w:id="156" w:name="_Tocd19e2252"/>
-      <w:bookmarkStart w:id="155" w:name="_Refd19e2252"/>
+      <w:bookmarkStart w:id="156" w:name="_Tocd19e2247"/>
+      <w:bookmarkStart w:id="155" w:name="_Refd19e2247"/>
       <w:r>
         <w:t/>
       </w:r>
@@ -5855,8 +5849,8 @@
           <w:numId w:val="148"/>
         </w:numPr>
       </w:pPr>
-      <w:bookmarkStart w:id="158" w:name="_Tocd19e2275"/>
-      <w:bookmarkStart w:id="157" w:name="_Refd19e2275"/>
+      <w:bookmarkStart w:id="158" w:name="_Tocd19e2270"/>
+      <w:bookmarkStart w:id="157" w:name="_Refd19e2270"/>
       <w:r>
         <w:t/>
       </w:r>
@@ -5937,8 +5931,8 @@
           <w:numId w:val="149"/>
         </w:numPr>
       </w:pPr>
-      <w:bookmarkStart w:id="160" w:name="_Tocd19e2306"/>
-      <w:bookmarkStart w:id="159" w:name="_Refd19e2306"/>
+      <w:bookmarkStart w:id="160" w:name="_Tocd19e2301"/>
+      <w:bookmarkStart w:id="159" w:name="_Refd19e2301"/>
       <w:r>
         <w:t/>
       </w:r>
@@ -5958,8 +5952,8 @@
           <w:numId w:val="150"/>
         </w:numPr>
       </w:pPr>
-      <w:bookmarkStart w:id="162" w:name="_Tocd19e2314"/>
-      <w:bookmarkStart w:id="161" w:name="_Refd19e2314"/>
+      <w:bookmarkStart w:id="162" w:name="_Tocd19e2309"/>
+      <w:bookmarkStart w:id="161" w:name="_Refd19e2309"/>
       <w:r>
         <w:t/>
       </w:r>
@@ -6036,8 +6030,8 @@
           <w:numId w:val="151"/>
         </w:numPr>
       </w:pPr>
-      <w:bookmarkStart w:id="164" w:name="_Tocd19e2343"/>
-      <w:bookmarkStart w:id="163" w:name="_Refd19e2343"/>
+      <w:bookmarkStart w:id="164" w:name="_Tocd19e2338"/>
+      <w:bookmarkStart w:id="163" w:name="_Refd19e2338"/>
       <w:r>
         <w:t/>
       </w:r>
@@ -6137,8 +6131,8 @@
           <w:numId w:val="152"/>
         </w:numPr>
       </w:pPr>
-      <w:bookmarkStart w:id="166" w:name="_Tocd19e2382"/>
-      <w:bookmarkStart w:id="165" w:name="_Refd19e2382"/>
+      <w:bookmarkStart w:id="166" w:name="_Tocd19e2377"/>
+      <w:bookmarkStart w:id="165" w:name="_Refd19e2377"/>
       <w:r>
         <w:t/>
       </w:r>
@@ -6217,8 +6211,8 @@
           <w:numId w:val="153"/>
         </w:numPr>
       </w:pPr>
-      <w:bookmarkStart w:id="168" w:name="_Tocd19e2412"/>
-      <w:bookmarkStart w:id="167" w:name="_Refd19e2412"/>
+      <w:bookmarkStart w:id="168" w:name="_Tocd19e2407"/>
+      <w:bookmarkStart w:id="167" w:name="_Refd19e2407"/>
       <w:r>
         <w:t/>
       </w:r>
@@ -6238,8 +6232,8 @@
           <w:numId w:val="154"/>
         </w:numPr>
       </w:pPr>
-      <w:bookmarkStart w:id="170" w:name="_Tocd19e2420"/>
-      <w:bookmarkStart w:id="169" w:name="_Refd19e2420"/>
+      <w:bookmarkStart w:id="170" w:name="_Tocd19e2415"/>
+      <w:bookmarkStart w:id="169" w:name="_Refd19e2415"/>
       <w:r>
         <w:t/>
       </w:r>
@@ -6340,7 +6334,7 @@
         <w:rPr>
           <w:color w:val="0000FF"/>
         </w:rPr>
-        <w:instrText xml:space="preserve"> REF _Numd19e3112 \h </w:instrText>
+        <w:instrText xml:space="preserve"> REF _Numd19e3097 \h </w:instrText>
       </w:r>
       <w:r>
         <w:fldChar w:fldCharType="separate"/>
@@ -6373,7 +6367,7 @@
         <w:rPr>
           <w:color w:val="0000FF"/>
         </w:rPr>
-        <w:instrText xml:space="preserve"> REF _Numd19e3500 \h </w:instrText>
+        <w:instrText xml:space="preserve"> REF _Numd19e3470 \h </w:instrText>
       </w:r>
       <w:r>
         <w:fldChar w:fldCharType="separate"/>
@@ -6404,9 +6398,9 @@
       <w:pPr>
         <w:pStyle w:val="Heading4"/>
       </w:pPr>
-      <w:bookmarkStart w:id="171" w:name="_Numd19e2475"/>
-      <w:bookmarkStart w:id="172" w:name="_Refd19e2475"/>
-      <w:bookmarkStart w:id="173" w:name="_Tocd19e2475"/>
+      <w:bookmarkStart w:id="171" w:name="_Numd19e2470"/>
+      <w:bookmarkStart w:id="172" w:name="_Refd19e2470"/>
+      <w:bookmarkStart w:id="173" w:name="_Tocd19e2470"/>
       <w:r>
         <w:t/>
       </w:r>
@@ -6429,8 +6423,8 @@
           <w:numId w:val="155"/>
         </w:numPr>
       </w:pPr>
-      <w:bookmarkStart w:id="175" w:name="_Tocd19e2484"/>
-      <w:bookmarkStart w:id="174" w:name="_Refd19e2484"/>
+      <w:bookmarkStart w:id="175" w:name="_Tocd19e2479"/>
+      <w:bookmarkStart w:id="174" w:name="_Refd19e2479"/>
       <w:r>
         <w:t/>
       </w:r>
@@ -6450,8 +6444,8 @@
           <w:numId w:val="156"/>
         </w:numPr>
       </w:pPr>
-      <w:bookmarkStart w:id="177" w:name="_Tocd19e2492"/>
-      <w:bookmarkStart w:id="176" w:name="_Refd19e2492"/>
+      <w:bookmarkStart w:id="177" w:name="_Tocd19e2487"/>
+      <w:bookmarkStart w:id="176" w:name="_Refd19e2487"/>
       <w:r>
         <w:t/>
       </w:r>
@@ -6542,8 +6536,8 @@
           <w:numId w:val="157"/>
         </w:numPr>
       </w:pPr>
-      <w:bookmarkStart w:id="179" w:name="_Tocd19e2526"/>
-      <w:bookmarkStart w:id="178" w:name="_Refd19e2526"/>
+      <w:bookmarkStart w:id="179" w:name="_Tocd19e2521"/>
+      <w:bookmarkStart w:id="178" w:name="_Refd19e2521"/>
       <w:r>
         <w:t/>
       </w:r>
@@ -6612,7 +6606,7 @@
         <w:rPr>
           <w:color w:val="0000FF"/>
         </w:rPr>
-        <w:instrText xml:space="preserve"> REF _Numd19e3112 \h </w:instrText>
+        <w:instrText xml:space="preserve"> REF _Numd19e3097 \h </w:instrText>
       </w:r>
       <w:r>
         <w:fldChar w:fldCharType="separate"/>
@@ -6645,7 +6639,7 @@
         <w:rPr>
           <w:color w:val="0000FF"/>
         </w:rPr>
-        <w:instrText xml:space="preserve"> REF _Numd19e3500 \h </w:instrText>
+        <w:instrText xml:space="preserve"> REF _Numd19e3470 \h </w:instrText>
       </w:r>
       <w:r>
         <w:fldChar w:fldCharType="separate"/>
@@ -6676,9 +6670,9 @@
       <w:pPr>
         <w:pStyle w:val="Heading4"/>
       </w:pPr>
-      <w:bookmarkStart w:id="180" w:name="_Numd19e2568"/>
-      <w:bookmarkStart w:id="181" w:name="_Refd19e2568"/>
-      <w:bookmarkStart w:id="182" w:name="_Tocd19e2568"/>
+      <w:bookmarkStart w:id="180" w:name="_Numd19e2563"/>
+      <w:bookmarkStart w:id="181" w:name="_Refd19e2563"/>
+      <w:bookmarkStart w:id="182" w:name="_Tocd19e2563"/>
       <w:r>
         <w:t/>
       </w:r>
@@ -6701,8 +6695,8 @@
           <w:numId w:val="158"/>
         </w:numPr>
       </w:pPr>
-      <w:bookmarkStart w:id="184" w:name="_Tocd19e2577"/>
-      <w:bookmarkStart w:id="183" w:name="_Refd19e2577"/>
+      <w:bookmarkStart w:id="184" w:name="_Tocd19e2572"/>
+      <w:bookmarkStart w:id="183" w:name="_Refd19e2572"/>
       <w:r>
         <w:t/>
       </w:r>
@@ -6722,8 +6716,8 @@
           <w:numId w:val="159"/>
         </w:numPr>
       </w:pPr>
-      <w:bookmarkStart w:id="186" w:name="_Tocd19e2585"/>
-      <w:bookmarkStart w:id="185" w:name="_Refd19e2585"/>
+      <w:bookmarkStart w:id="186" w:name="_Tocd19e2580"/>
+      <w:bookmarkStart w:id="185" w:name="_Refd19e2580"/>
       <w:r>
         <w:t/>
       </w:r>
@@ -6784,8 +6778,8 @@
           <w:numId w:val="160"/>
         </w:numPr>
       </w:pPr>
-      <w:bookmarkStart w:id="188" w:name="_Tocd19e2608"/>
-      <w:bookmarkStart w:id="187" w:name="_Refd19e2608"/>
+      <w:bookmarkStart w:id="188" w:name="_Tocd19e2603"/>
+      <w:bookmarkStart w:id="187" w:name="_Refd19e2603"/>
       <w:r>
         <w:t/>
       </w:r>
@@ -6856,8 +6850,8 @@
           <w:numId w:val="161"/>
         </w:numPr>
       </w:pPr>
-      <w:bookmarkStart w:id="190" w:name="_Tocd19e2635"/>
-      <w:bookmarkStart w:id="189" w:name="_Refd19e2635"/>
+      <w:bookmarkStart w:id="190" w:name="_Tocd19e2630"/>
+      <w:bookmarkStart w:id="189" w:name="_Refd19e2630"/>
       <w:r>
         <w:t/>
       </w:r>
@@ -7016,7 +7010,7 @@
         <w:rPr>
           <w:color w:val="0000FF"/>
         </w:rPr>
-        <w:instrText xml:space="preserve"> REF _Numd19e3112 \h </w:instrText>
+        <w:instrText xml:space="preserve"> REF _Numd19e3097 \h </w:instrText>
       </w:r>
       <w:r>
         <w:fldChar w:fldCharType="separate"/>
@@ -7037,13 +7031,7 @@
         <w:fldChar w:fldCharType="end"/>
       </w:r>
       <w:r>
-        <w:t xml:space="preserve"> for requirements for justification and approval of sole-source 8(a) awards over </w:t>
-      </w:r>
-      <w:r>
-        <w:t>$30 million</w:t>
-      </w:r>
-      <w:r>
-        <w:t xml:space="preserve">. (See subpart </w:t>
+        <w:t xml:space="preserve"> for requirements for justification and approval of sole-source 8(a) awards over $30 million. (See subpart </w:t>
       </w:r>
       <w:r>
         <w:rPr>
@@ -7133,8 +7121,8 @@
           <w:numId w:val="161"/>
         </w:numPr>
       </w:pPr>
-      <w:bookmarkStart w:id="192" w:name="_Tocd19e2737"/>
-      <w:bookmarkStart w:id="191" w:name="_Refd19e2737"/>
+      <w:bookmarkStart w:id="192" w:name="_Tocd19e2727"/>
+      <w:bookmarkStart w:id="191" w:name="_Refd19e2727"/>
       <w:r>
         <w:t/>
       </w:r>
@@ -7197,8 +7185,8 @@
           <w:numId w:val="162"/>
         </w:numPr>
       </w:pPr>
-      <w:bookmarkStart w:id="194" w:name="_Tocd19e2759"/>
-      <w:bookmarkStart w:id="193" w:name="_Refd19e2759"/>
+      <w:bookmarkStart w:id="194" w:name="_Tocd19e2749"/>
+      <w:bookmarkStart w:id="193" w:name="_Refd19e2749"/>
       <w:r>
         <w:t/>
       </w:r>
@@ -7218,8 +7206,8 @@
           <w:numId w:val="163"/>
         </w:numPr>
       </w:pPr>
-      <w:bookmarkStart w:id="196" w:name="_Tocd19e2767"/>
-      <w:bookmarkStart w:id="195" w:name="_Refd19e2767"/>
+      <w:bookmarkStart w:id="196" w:name="_Tocd19e2757"/>
+      <w:bookmarkStart w:id="195" w:name="_Refd19e2757"/>
       <w:r>
         <w:t/>
       </w:r>
@@ -7321,8 +7309,8 @@
           <w:numId w:val="164"/>
         </w:numPr>
       </w:pPr>
-      <w:bookmarkStart w:id="198" w:name="_Tocd19e2805"/>
-      <w:bookmarkStart w:id="197" w:name="_Refd19e2805"/>
+      <w:bookmarkStart w:id="198" w:name="_Tocd19e2795"/>
+      <w:bookmarkStart w:id="197" w:name="_Refd19e2795"/>
       <w:r>
         <w:t/>
       </w:r>
@@ -7384,7 +7372,7 @@
         <w:rPr>
           <w:color w:val="0000FF"/>
         </w:rPr>
-        <w:instrText xml:space="preserve"> REF _Numd19e3112 \h </w:instrText>
+        <w:instrText xml:space="preserve"> REF _Numd19e3097 \h </w:instrText>
       </w:r>
       <w:r>
         <w:fldChar w:fldCharType="separate"/>
@@ -7417,7 +7405,7 @@
         <w:rPr>
           <w:color w:val="0000FF"/>
         </w:rPr>
-        <w:instrText xml:space="preserve"> REF _Numd19e3500 \h </w:instrText>
+        <w:instrText xml:space="preserve"> REF _Numd19e3470 \h </w:instrText>
       </w:r>
       <w:r>
         <w:fldChar w:fldCharType="separate"/>
@@ -7450,8 +7438,8 @@
           <w:numId w:val="165"/>
         </w:numPr>
       </w:pPr>
-      <w:bookmarkStart w:id="200" w:name="_Tocd19e2837"/>
-      <w:bookmarkStart w:id="199" w:name="_Refd19e2837"/>
+      <w:bookmarkStart w:id="200" w:name="_Tocd19e2827"/>
+      <w:bookmarkStart w:id="199" w:name="_Refd19e2827"/>
       <w:r>
         <w:t/>
       </w:r>
@@ -7497,13 +7485,7 @@
         <w:t>(iii)</w:t>
       </w:r>
       <w:r>
-        <w:t xml:space="preserve"> Contracts less than or equal to </w:t>
-      </w:r>
-      <w:r>
-        <w:t>$30 million</w:t>
-      </w:r>
-      <w:r>
-        <w:t xml:space="preserve"> awarded under (b)(4) of this section.</w:t>
+        <w:t xml:space="preserve"> Contracts less than or equal to $30 million awarded under (b)(4) of this section.</w:t>
       </w:r>
       <w:bookmarkEnd w:id="199"/>
       <w:bookmarkEnd w:id="200"/>
@@ -7536,7 +7518,7 @@
         <w:rPr>
           <w:color w:val="0000FF"/>
         </w:rPr>
-        <w:instrText xml:space="preserve"> REF _Numd19e1586 \h </w:instrText>
+        <w:instrText xml:space="preserve"> REF _Numd19e1581 \h </w:instrText>
       </w:r>
       <w:r>
         <w:fldChar w:fldCharType="separate"/>
@@ -7569,9 +7551,9 @@
       <w:pPr>
         <w:pStyle w:val="Heading4"/>
       </w:pPr>
-      <w:bookmarkStart w:id="201" w:name="_Numd19e2886"/>
-      <w:bookmarkStart w:id="202" w:name="_Refd19e2886"/>
-      <w:bookmarkStart w:id="203" w:name="_Tocd19e2886"/>
+      <w:bookmarkStart w:id="201" w:name="_Numd19e2871"/>
+      <w:bookmarkStart w:id="202" w:name="_Refd19e2871"/>
+      <w:bookmarkStart w:id="203" w:name="_Tocd19e2871"/>
       <w:r>
         <w:t/>
       </w:r>
@@ -7594,8 +7576,8 @@
           <w:numId w:val="166"/>
         </w:numPr>
       </w:pPr>
-      <w:bookmarkStart w:id="205" w:name="_Tocd19e2895"/>
-      <w:bookmarkStart w:id="204" w:name="_Refd19e2895"/>
+      <w:bookmarkStart w:id="205" w:name="_Tocd19e2880"/>
+      <w:bookmarkStart w:id="204" w:name="_Refd19e2880"/>
       <w:r>
         <w:t/>
       </w:r>
@@ -7615,8 +7597,8 @@
           <w:numId w:val="167"/>
         </w:numPr>
       </w:pPr>
-      <w:bookmarkStart w:id="207" w:name="_Tocd19e2903"/>
-      <w:bookmarkStart w:id="206" w:name="_Refd19e2903"/>
+      <w:bookmarkStart w:id="207" w:name="_Tocd19e2888"/>
+      <w:bookmarkStart w:id="206" w:name="_Refd19e2888"/>
       <w:r>
         <w:t/>
       </w:r>
@@ -7735,8 +7717,8 @@
           <w:numId w:val="168"/>
         </w:numPr>
       </w:pPr>
-      <w:bookmarkStart w:id="209" w:name="_Tocd19e2947"/>
-      <w:bookmarkStart w:id="208" w:name="_Refd19e2947"/>
+      <w:bookmarkStart w:id="209" w:name="_Tocd19e2932"/>
+      <w:bookmarkStart w:id="208" w:name="_Refd19e2932"/>
       <w:r>
         <w:t/>
       </w:r>
@@ -7756,7 +7738,7 @@
         <w:rPr>
           <w:color w:val="0000FF"/>
         </w:rPr>
-        <w:instrText xml:space="preserve"> REF _Numd19e3112 \h </w:instrText>
+        <w:instrText xml:space="preserve"> REF _Numd19e3097 \h </w:instrText>
       </w:r>
       <w:r>
         <w:fldChar w:fldCharType="separate"/>
@@ -7789,7 +7771,7 @@
         <w:rPr>
           <w:color w:val="0000FF"/>
         </w:rPr>
-        <w:instrText xml:space="preserve"> REF _Numd19e3500 \h </w:instrText>
+        <w:instrText xml:space="preserve"> REF _Numd19e3470 \h </w:instrText>
       </w:r>
       <w:r>
         <w:fldChar w:fldCharType="separate"/>
@@ -7869,9 +7851,9 @@
       <w:pPr>
         <w:pStyle w:val="Heading4"/>
       </w:pPr>
-      <w:bookmarkStart w:id="210" w:name="_Numd19e2990"/>
-      <w:bookmarkStart w:id="211" w:name="_Refd19e2990"/>
-      <w:bookmarkStart w:id="212" w:name="_Tocd19e2990"/>
+      <w:bookmarkStart w:id="210" w:name="_Numd19e2975"/>
+      <w:bookmarkStart w:id="211" w:name="_Refd19e2975"/>
+      <w:bookmarkStart w:id="212" w:name="_Tocd19e2975"/>
       <w:r>
         <w:t/>
       </w:r>
@@ -7894,8 +7876,8 @@
           <w:numId w:val="169"/>
         </w:numPr>
       </w:pPr>
-      <w:bookmarkStart w:id="214" w:name="_Tocd19e2999"/>
-      <w:bookmarkStart w:id="213" w:name="_Refd19e2999"/>
+      <w:bookmarkStart w:id="214" w:name="_Tocd19e2984"/>
+      <w:bookmarkStart w:id="213" w:name="_Refd19e2984"/>
       <w:r>
         <w:t/>
       </w:r>
@@ -7915,8 +7897,8 @@
           <w:numId w:val="170"/>
         </w:numPr>
       </w:pPr>
-      <w:bookmarkStart w:id="216" w:name="_Tocd19e3007"/>
-      <w:bookmarkStart w:id="215" w:name="_Refd19e3007"/>
+      <w:bookmarkStart w:id="216" w:name="_Tocd19e2992"/>
+      <w:bookmarkStart w:id="215" w:name="_Refd19e2992"/>
       <w:r>
         <w:t/>
       </w:r>
@@ -8007,7 +7989,7 @@
         <w:rPr>
           <w:color w:val="0000FF"/>
         </w:rPr>
-        <w:instrText xml:space="preserve"> REF _Numd19e1687 \h </w:instrText>
+        <w:instrText xml:space="preserve"> REF _Numd19e1682 \h </w:instrText>
       </w:r>
       <w:r>
         <w:fldChar w:fldCharType="separate"/>
@@ -8059,8 +8041,8 @@
           <w:numId w:val="171"/>
         </w:numPr>
       </w:pPr>
-      <w:bookmarkStart w:id="218" w:name="_Tocd19e3052"/>
-      <w:bookmarkStart w:id="217" w:name="_Refd19e3052"/>
+      <w:bookmarkStart w:id="218" w:name="_Tocd19e3037"/>
+      <w:bookmarkStart w:id="217" w:name="_Refd19e3037"/>
       <w:r>
         <w:t/>
       </w:r>
@@ -8089,8 +8071,8 @@
           <w:numId w:val="172"/>
         </w:numPr>
       </w:pPr>
-      <w:bookmarkStart w:id="220" w:name="_Tocd19e3064"/>
-      <w:bookmarkStart w:id="219" w:name="_Refd19e3064"/>
+      <w:bookmarkStart w:id="220" w:name="_Tocd19e3049"/>
+      <w:bookmarkStart w:id="219" w:name="_Refd19e3049"/>
       <w:r>
         <w:t/>
       </w:r>
@@ -8188,9 +8170,9 @@
       <w:pPr>
         <w:pStyle w:val="Heading3"/>
       </w:pPr>
-      <w:bookmarkStart w:id="221" w:name="_Numd19e3112"/>
-      <w:bookmarkStart w:id="222" w:name="_Refd19e3112"/>
-      <w:bookmarkStart w:id="223" w:name="_Tocd19e3112"/>
+      <w:bookmarkStart w:id="221" w:name="_Numd19e3097"/>
+      <w:bookmarkStart w:id="222" w:name="_Refd19e3097"/>
+      <w:bookmarkStart w:id="223" w:name="_Tocd19e3097"/>
       <w:r>
         <w:t/>
       </w:r>
@@ -8209,9 +8191,9 @@
       <w:pPr>
         <w:pStyle w:val="Heading4"/>
       </w:pPr>
-      <w:bookmarkStart w:id="224" w:name="_Numd19e3125"/>
-      <w:bookmarkStart w:id="225" w:name="_Refd19e3125"/>
-      <w:bookmarkStart w:id="226" w:name="_Tocd19e3125"/>
+      <w:bookmarkStart w:id="224" w:name="_Numd19e3110"/>
+      <w:bookmarkStart w:id="225" w:name="_Refd19e3110"/>
+      <w:bookmarkStart w:id="226" w:name="_Tocd19e3110"/>
       <w:r>
         <w:t/>
       </w:r>
@@ -8234,8 +8216,8 @@
           <w:numId w:val="173"/>
         </w:numPr>
       </w:pPr>
-      <w:bookmarkStart w:id="228" w:name="_Tocd19e3134"/>
-      <w:bookmarkStart w:id="227" w:name="_Refd19e3134"/>
+      <w:bookmarkStart w:id="228" w:name="_Tocd19e3119"/>
+      <w:bookmarkStart w:id="227" w:name="_Refd19e3119"/>
       <w:r>
         <w:t/>
       </w:r>
@@ -8255,8 +8237,8 @@
           <w:numId w:val="174"/>
         </w:numPr>
       </w:pPr>
-      <w:bookmarkStart w:id="230" w:name="_Tocd19e3142"/>
-      <w:bookmarkStart w:id="229" w:name="_Refd19e3142"/>
+      <w:bookmarkStart w:id="230" w:name="_Tocd19e3127"/>
+      <w:bookmarkStart w:id="229" w:name="_Refd19e3127"/>
       <w:r>
         <w:t/>
       </w:r>
@@ -8276,7 +8258,7 @@
         <w:rPr>
           <w:color w:val="0000FF"/>
         </w:rPr>
-        <w:instrText xml:space="preserve"> REF _Numd19e1687 \h </w:instrText>
+        <w:instrText xml:space="preserve"> REF _Numd19e1682 \h </w:instrText>
       </w:r>
       <w:r>
         <w:fldChar w:fldCharType="separate"/>
@@ -8347,7 +8329,7 @@
         <w:rPr>
           <w:color w:val="0000FF"/>
         </w:rPr>
-        <w:instrText xml:space="preserve"> REF _Numd19e3500 \h </w:instrText>
+        <w:instrText xml:space="preserve"> REF _Numd19e3470 \h </w:instrText>
       </w:r>
       <w:r>
         <w:fldChar w:fldCharType="separate"/>
@@ -8400,13 +8382,7 @@
         </w:r>
       </w:hyperlink>
       <w:r>
-        <w:t xml:space="preserve">(a)) for an amount exceeding </w:t>
-      </w:r>
-      <w:r>
-        <w:t>$30 million</w:t>
-      </w:r>
-      <w:r>
-        <w:t xml:space="preserve"> unless</w:t>
+        <w:t>(a)) for an amount exceeding $30 million unless</w:t>
       </w:r>
       <w:r>
         <w:t>-</w:t>
@@ -8421,8 +8397,8 @@
           <w:numId w:val="175"/>
         </w:numPr>
       </w:pPr>
-      <w:bookmarkStart w:id="232" w:name="_Tocd19e3191"/>
-      <w:bookmarkStart w:id="231" w:name="_Refd19e3191"/>
+      <w:bookmarkStart w:id="232" w:name="_Tocd19e3171"/>
+      <w:bookmarkStart w:id="231" w:name="_Refd19e3171"/>
       <w:r>
         <w:t/>
       </w:r>
@@ -8442,7 +8418,7 @@
         <w:rPr>
           <w:color w:val="0000FF"/>
         </w:rPr>
-        <w:instrText xml:space="preserve"> REF _Numd19e3264 \h </w:instrText>
+        <w:instrText xml:space="preserve"> REF _Numd19e3244 \h </w:instrText>
       </w:r>
       <w:r>
         <w:fldChar w:fldCharType="separate"/>
@@ -8494,7 +8470,7 @@
         <w:rPr>
           <w:color w:val="0000FF"/>
         </w:rPr>
-        <w:instrText xml:space="preserve"> REF _Numd19e3500 \h </w:instrText>
+        <w:instrText xml:space="preserve"> REF _Numd19e3470 \h </w:instrText>
       </w:r>
       <w:r>
         <w:fldChar w:fldCharType="separate"/>
@@ -8546,7 +8522,7 @@
         <w:rPr>
           <w:color w:val="0000FF"/>
         </w:rPr>
-        <w:instrText xml:space="preserve"> REF _Numd19e3636 \h </w:instrText>
+        <w:instrText xml:space="preserve"> REF _Numd19e3583 \h </w:instrText>
       </w:r>
       <w:r>
         <w:fldChar w:fldCharType="separate"/>
@@ -8619,7 +8595,7 @@
         <w:rPr>
           <w:color w:val="0000FF"/>
         </w:rPr>
-        <w:instrText xml:space="preserve"> REF _Numd19e2990 \h </w:instrText>
+        <w:instrText xml:space="preserve"> REF _Numd19e2975 \h </w:instrText>
       </w:r>
       <w:r>
         <w:fldChar w:fldCharType="separate"/>
@@ -8671,7 +8647,7 @@
         <w:rPr>
           <w:color w:val="0000FF"/>
         </w:rPr>
-        <w:instrText xml:space="preserve"> REF _Numd19e2033 \h </w:instrText>
+        <w:instrText xml:space="preserve"> REF _Numd19e2028 \h </w:instrText>
       </w:r>
       <w:r>
         <w:fldChar w:fldCharType="separate"/>
@@ -8702,9 +8678,9 @@
       <w:pPr>
         <w:pStyle w:val="Heading4"/>
       </w:pPr>
-      <w:bookmarkStart w:id="233" w:name="_Numd19e3264"/>
-      <w:bookmarkStart w:id="234" w:name="_Refd19e3264"/>
-      <w:bookmarkStart w:id="235" w:name="_Tocd19e3264"/>
+      <w:bookmarkStart w:id="233" w:name="_Numd19e3244"/>
+      <w:bookmarkStart w:id="234" w:name="_Refd19e3244"/>
+      <w:bookmarkStart w:id="235" w:name="_Tocd19e3244"/>
       <w:r>
         <w:t/>
       </w:r>
@@ -8727,8 +8703,8 @@
           <w:numId w:val="176"/>
         </w:numPr>
       </w:pPr>
-      <w:bookmarkStart w:id="237" w:name="_Tocd19e3273"/>
-      <w:bookmarkStart w:id="236" w:name="_Refd19e3273"/>
+      <w:bookmarkStart w:id="237" w:name="_Tocd19e3253"/>
+      <w:bookmarkStart w:id="236" w:name="_Refd19e3253"/>
       <w:r>
         <w:t/>
       </w:r>
@@ -8755,13 +8731,7 @@
         <w:t>(b)</w:t>
       </w:r>
       <w:r>
-        <w:t xml:space="preserve"> As a minimum, each justification, except those for sole-source 8(a) contracts over </w:t>
-      </w:r>
-      <w:r>
-        <w:t>$30 million</w:t>
-      </w:r>
-      <w:r>
-        <w:t xml:space="preserve"> (see paragraph (d) of this section), shall include the following information:</w:t>
+        <w:t xml:space="preserve"> As a minimum, each justification, except those for sole-source 8(a) contracts over $30 million (see paragraph (d) of this section), shall include the following information:</w:t>
       </w:r>
     </w:p>
     <w:p xmlns:tce="http://www.TCE.com">
@@ -8773,8 +8743,8 @@
           <w:numId w:val="177"/>
         </w:numPr>
       </w:pPr>
-      <w:bookmarkStart w:id="239" w:name="_Tocd19e3293"/>
-      <w:bookmarkStart w:id="238" w:name="_Refd19e3293"/>
+      <w:bookmarkStart w:id="239" w:name="_Tocd19e3268"/>
+      <w:bookmarkStart w:id="238" w:name="_Refd19e3268"/>
       <w:r>
         <w:t/>
       </w:r>
@@ -8973,8 +8943,8 @@
           <w:numId w:val="178"/>
         </w:numPr>
       </w:pPr>
-      <w:bookmarkStart w:id="241" w:name="_Tocd19e3370"/>
-      <w:bookmarkStart w:id="240" w:name="_Refd19e3370"/>
+      <w:bookmarkStart w:id="241" w:name="_Tocd19e3345"/>
+      <w:bookmarkStart w:id="240" w:name="_Refd19e3345"/>
       <w:r>
         <w:t/>
       </w:r>
@@ -9013,7 +8983,7 @@
         <w:rPr>
           <w:color w:val="0000FF"/>
         </w:rPr>
-        <w:instrText xml:space="preserve"> REF _Numd19e1708 \h </w:instrText>
+        <w:instrText xml:space="preserve"> REF _Numd19e1703 \h </w:instrText>
       </w:r>
       <w:r>
         <w:fldChar w:fldCharType="separate"/>
@@ -9046,7 +9016,7 @@
         <w:rPr>
           <w:color w:val="0000FF"/>
         </w:rPr>
-        <w:instrText xml:space="preserve"> REF _Numd19e1708 \h </w:instrText>
+        <w:instrText xml:space="preserve"> REF _Numd19e1703 \h </w:instrText>
       </w:r>
       <w:r>
         <w:fldChar w:fldCharType="separate"/>
@@ -9098,7 +9068,7 @@
         <w:rPr>
           <w:color w:val="0000FF"/>
         </w:rPr>
-        <w:instrText xml:space="preserve"> REF _Numd19e2033 \h </w:instrText>
+        <w:instrText xml:space="preserve"> REF _Numd19e2028 \h </w:instrText>
       </w:r>
       <w:r>
         <w:fldChar w:fldCharType="separate"/>
@@ -9227,13 +9197,7 @@
         <w:t>(d)</w:t>
       </w:r>
       <w:r>
-        <w:t xml:space="preserve"> As a minimum, each justification for a sole-source 8(a) contract over </w:t>
-      </w:r>
-      <w:r>
-        <w:t>$30 million</w:t>
-      </w:r>
-      <w:r>
-        <w:t xml:space="preserve"> shall include the following information:</w:t>
+        <w:t xml:space="preserve"> As a minimum, each justification for a sole-source 8(a) contract over $30 million shall include the following information:</w:t>
       </w:r>
     </w:p>
     <w:p xmlns:tce="http://www.TCE.com">
@@ -9245,8 +9209,8 @@
           <w:numId w:val="179"/>
         </w:numPr>
       </w:pPr>
-      <w:bookmarkStart w:id="243" w:name="_Tocd19e3450"/>
-      <w:bookmarkStart w:id="242" w:name="_Refd19e3450"/>
+      <w:bookmarkStart w:id="243" w:name="_Tocd19e3420"/>
+      <w:bookmarkStart w:id="242" w:name="_Refd19e3420"/>
       <w:r>
         <w:t/>
       </w:r>
@@ -9351,9 +9315,9 @@
       <w:pPr>
         <w:pStyle w:val="Heading3"/>
       </w:pPr>
-      <w:bookmarkStart w:id="244" w:name="_Numd19e3500"/>
-      <w:bookmarkStart w:id="245" w:name="_Refd19e3500"/>
-      <w:bookmarkStart w:id="246" w:name="_Tocd19e3500"/>
+      <w:bookmarkStart w:id="244" w:name="_Numd19e3470"/>
+      <w:bookmarkStart w:id="245" w:name="_Refd19e3470"/>
+      <w:bookmarkStart w:id="246" w:name="_Tocd19e3470"/>
       <w:r>
         <w:t/>
       </w:r>
@@ -9376,8 +9340,8 @@
           <w:numId w:val="180"/>
         </w:numPr>
       </w:pPr>
-      <w:bookmarkStart w:id="248" w:name="_Tocd19e3509"/>
-      <w:bookmarkStart w:id="247" w:name="_Refd19e3509"/>
+      <w:bookmarkStart w:id="248" w:name="_Tocd19e3479"/>
+      <w:bookmarkStart w:id="247" w:name="_Refd19e3479"/>
       <w:r>
         <w:t/>
       </w:r>
@@ -9385,13 +9349,7 @@
         <w:t>(a)</w:t>
       </w:r>
       <w:r>
-        <w:t xml:space="preserve"> </w:t>
-      </w:r>
-      <w:r>
-        <w:t>Except for paragraph (b) of this section, the justification for other than full and open competition shall be approved in writing—</w:t>
-      </w:r>
-      <w:r>
-        <w:t/>
+        <w:t xml:space="preserve"> Except for paragraph (b) of this section, the justification for other than full and open competition shall be approved in writing—</w:t>
       </w:r>
     </w:p>
     <w:p xmlns:tce="http://www.TCE.com">
@@ -9403,8 +9361,8 @@
           <w:numId w:val="181"/>
         </w:numPr>
       </w:pPr>
-      <w:bookmarkStart w:id="250" w:name="_Tocd19e3522"/>
-      <w:bookmarkStart w:id="249" w:name="_Refd19e3522"/>
+      <w:bookmarkStart w:id="250" w:name="_Tocd19e3487"/>
+      <w:bookmarkStart w:id="249" w:name="_Refd19e3487"/>
       <w:r>
         <w:t/>
       </w:r>
@@ -9412,10 +9370,7 @@
         <w:t>(1)</w:t>
       </w:r>
       <w:r>
-        <w:t xml:space="preserve"> </w:t>
-      </w:r>
-      <w:r>
-        <w:t xml:space="preserve">For a proposed contract not exceeding $900,000, the contracting officer's certification required by </w:t>
+        <w:t xml:space="preserve"> For a proposed contract not exceeding $900,000, the contracting officer's certification required by </w:t>
       </w:r>
       <w:r>
         <w:rPr>
@@ -9427,7 +9382,7 @@
         <w:rPr>
           <w:color w:val="0000FF"/>
         </w:rPr>
-        <w:instrText xml:space="preserve"> REF _Numd19e3264 \h </w:instrText>
+        <w:instrText xml:space="preserve"> REF _Numd19e3244 \h </w:instrText>
       </w:r>
       <w:r>
         <w:fldChar w:fldCharType="separate"/>
@@ -9449,9 +9404,6 @@
       </w:r>
       <w:r>
         <w:t>(b)(12) will serve as approval unless a higher approving level is established in agency procedures.</w:t>
-      </w:r>
-      <w:r>
-        <w:t/>
       </w:r>
     </w:p>
     <w:p xmlns:tce="http://www.TCE.com">
@@ -9470,10 +9422,7 @@
         <w:t>(2)</w:t>
       </w:r>
       <w:r>
-        <w:t xml:space="preserve"> </w:t>
-      </w:r>
-      <w:r>
-        <w:t xml:space="preserve">For a proposed contract over $900,000 but not exceeding $20 million, by the advocate for competition for the procuring activity designated pursuant to </w:t>
+        <w:t xml:space="preserve"> For a proposed contract over $900,000 but not exceeding $20 million, by the advocate for competition for the procuring activity designated pursuant to </w:t>
       </w:r>
       <w:r>
         <w:rPr>
@@ -9485,7 +9434,7 @@
         <w:rPr>
           <w:color w:val="0000FF"/>
         </w:rPr>
-        <w:instrText xml:space="preserve"> REF _Numd19e3896 \h </w:instrText>
+        <w:instrText xml:space="preserve"> REF _Numd19e3843 \h </w:instrText>
       </w:r>
       <w:r>
         <w:fldChar w:fldCharType="separate"/>
@@ -9507,9 +9456,6 @@
       </w:r>
       <w:r>
         <w:t xml:space="preserve"> or an official described in paragraph (a)(3) or (4) of this section. This authority is not delegable.</w:t>
-      </w:r>
-      <w:r>
-        <w:t/>
       </w:r>
     </w:p>
     <w:p xmlns:tce="http://www.TCE.com">
@@ -9528,13 +9474,7 @@
         <w:t>(3)</w:t>
       </w:r>
       <w:r>
-        <w:t xml:space="preserve"> </w:t>
-      </w:r>
-      <w:r>
-        <w:t>For a proposed contract over $20 million, but not exceeding $90 million, or, for DoD, NASA, and the Coast Guard, not exceeding $150 million, by the head of the procuring activity, or a designee who—</w:t>
-      </w:r>
-      <w:r>
-        <w:t/>
+        <w:t xml:space="preserve"> For a proposed contract over $20 million, but not exceeding $90 million, or, for DoD, NASA, and the Coast Guard, not exceeding $150 million, by the head of the procuring activity, or a designee who—</w:t>
       </w:r>
     </w:p>
     <w:p xmlns:tce="http://www.TCE.com">
@@ -9546,8 +9486,8 @@
           <w:numId w:val="182"/>
         </w:numPr>
       </w:pPr>
-      <w:bookmarkStart w:id="252" w:name="_Tocd19e3561"/>
-      <w:bookmarkStart w:id="251" w:name="_Refd19e3561"/>
+      <w:bookmarkStart w:id="252" w:name="_Tocd19e3517"/>
+      <w:bookmarkStart w:id="251" w:name="_Refd19e3517"/>
       <w:r>
         <w:t/>
       </w:r>
@@ -9555,13 +9495,7 @@
         <w:t>(i)</w:t>
       </w:r>
       <w:r>
-        <w:t xml:space="preserve"> </w:t>
-      </w:r>
-      <w:r>
-        <w:t>If a member of the armed forces, is a general or flag officer; or</w:t>
-      </w:r>
-      <w:r>
-        <w:t/>
+        <w:t xml:space="preserve"> If a member of the armed forces, is a general or flag officer; or</w:t>
       </w:r>
     </w:p>
     <w:p xmlns:tce="http://www.TCE.com">
@@ -9580,13 +9514,7 @@
         <w:t>(ii)</w:t>
       </w:r>
       <w:r>
-        <w:t xml:space="preserve"> </w:t>
-      </w:r>
-      <w:r>
-        <w:t>If a civilian, is serving in a position in a grade above GS-15 under the General Schedule (or in a comparable or higher position under another schedule).</w:t>
-      </w:r>
-      <w:r>
-        <w:t/>
+        <w:t xml:space="preserve"> If a civilian, is serving in a position in a grade above GS-15 under the General Schedule (or in a comparable or higher position under another schedule).</w:t>
       </w:r>
       <w:bookmarkEnd w:id="251"/>
       <w:bookmarkEnd w:id="252"/>
@@ -9607,10 +9535,7 @@
         <w:t>(4)</w:t>
       </w:r>
       <w:r>
-        <w:t xml:space="preserve"> </w:t>
-      </w:r>
-      <w:r>
-        <w:t xml:space="preserve">For a proposed contract over $90 million or, for DoD, NASA, and the Coast Guard, over $150 million, by the senior procurement executive of the agency designated pursuant to </w:t>
+        <w:t xml:space="preserve"> For a proposed contract over $90 million or, for DoD, NASA, and the Coast Guard, over $150 million, by the senior procurement executive of the agency designated pursuant to </w:t>
       </w:r>
       <w:hyperlink r:id="rIdHyperlink145">
         <w:r>
@@ -9623,9 +9548,6 @@
       <w:r>
         <w:t xml:space="preserve"> in accordance with agency procedures. This authority is not delegable except in the case of the Under Secretary of Defense for Acquisition and Sustainment, acting as the senior procurement executive for the Department of Defense.</w:t>
       </w:r>
-      <w:r>
-        <w:t/>
-      </w:r>
       <w:bookmarkEnd w:id="249"/>
       <w:bookmarkEnd w:id="250"/>
     </w:p>
@@ -9657,7 +9579,7 @@
         <w:rPr>
           <w:color w:val="0000FF"/>
         </w:rPr>
-        <w:instrText xml:space="preserve"> REF _Numd19e2990 \h </w:instrText>
+        <w:instrText xml:space="preserve"> REF _Numd19e2975 \h </w:instrText>
       </w:r>
       <w:r>
         <w:fldChar w:fldCharType="separate"/>
@@ -9690,7 +9612,7 @@
         <w:rPr>
           <w:color w:val="0000FF"/>
         </w:rPr>
-        <w:instrText xml:space="preserve"> REF _Numd19e2990 \h </w:instrText>
+        <w:instrText xml:space="preserve"> REF _Numd19e2975 \h </w:instrText>
       </w:r>
       <w:r>
         <w:fldChar w:fldCharType="separate"/>
@@ -9759,9 +9681,9 @@
       <w:pPr>
         <w:pStyle w:val="Heading3"/>
       </w:pPr>
-      <w:bookmarkStart w:id="253" w:name="_Numd19e3636"/>
-      <w:bookmarkStart w:id="254" w:name="_Refd19e3636"/>
-      <w:bookmarkStart w:id="255" w:name="_Tocd19e3636"/>
+      <w:bookmarkStart w:id="253" w:name="_Numd19e3583"/>
+      <w:bookmarkStart w:id="254" w:name="_Refd19e3583"/>
+      <w:bookmarkStart w:id="255" w:name="_Tocd19e3583"/>
       <w:r>
         <w:t/>
       </w:r>
@@ -9784,8 +9706,8 @@
           <w:numId w:val="183"/>
         </w:numPr>
       </w:pPr>
-      <w:bookmarkStart w:id="257" w:name="_Tocd19e3645"/>
-      <w:bookmarkStart w:id="256" w:name="_Refd19e3645"/>
+      <w:bookmarkStart w:id="257" w:name="_Tocd19e3592"/>
+      <w:bookmarkStart w:id="256" w:name="_Refd19e3592"/>
       <w:r>
         <w:t/>
       </w:r>
@@ -9805,7 +9727,7 @@
         <w:rPr>
           <w:color w:val="0000FF"/>
         </w:rPr>
-        <w:instrText xml:space="preserve"> REF _Numd19e3125 \h </w:instrText>
+        <w:instrText xml:space="preserve"> REF _Numd19e3110 \h </w:instrText>
       </w:r>
       <w:r>
         <w:fldChar w:fldCharType="separate"/>
@@ -9879,7 +9801,7 @@
         <w:rPr>
           <w:color w:val="0000FF"/>
         </w:rPr>
-        <w:instrText xml:space="preserve"> REF _Numd19e2033 \h </w:instrText>
+        <w:instrText xml:space="preserve"> REF _Numd19e2028 \h </w:instrText>
       </w:r>
       <w:r>
         <w:fldChar w:fldCharType="separate"/>
@@ -9931,7 +9853,7 @@
         <w:rPr>
           <w:color w:val="0000FF"/>
         </w:rPr>
-        <w:instrText xml:space="preserve"> REF _Numd19e1708 \h </w:instrText>
+        <w:instrText xml:space="preserve"> REF _Numd19e1703 \h </w:instrText>
       </w:r>
       <w:r>
         <w:fldChar w:fldCharType="separate"/>
@@ -9992,8 +9914,8 @@
           <w:numId w:val="184"/>
         </w:numPr>
       </w:pPr>
-      <w:bookmarkStart w:id="259" w:name="_Tocd19e3698"/>
-      <w:bookmarkStart w:id="258" w:name="_Refd19e3698"/>
+      <w:bookmarkStart w:id="259" w:name="_Tocd19e3645"/>
+      <w:bookmarkStart w:id="258" w:name="_Refd19e3645"/>
       <w:r>
         <w:t/>
       </w:r>
@@ -10120,9 +10042,9 @@
       <w:pPr>
         <w:pStyle w:val="Heading2"/>
       </w:pPr>
-      <w:bookmarkStart w:id="260" w:name="_Numd19e3758"/>
-      <w:bookmarkStart w:id="261" w:name="_Refd19e3758"/>
-      <w:bookmarkStart w:id="262" w:name="_Tocd19e3758"/>
+      <w:bookmarkStart w:id="260" w:name="_Numd19e3705"/>
+      <w:bookmarkStart w:id="261" w:name="_Refd19e3705"/>
+      <w:bookmarkStart w:id="262" w:name="_Tocd19e3705"/>
       <w:r>
         <w:t/>
       </w:r>
@@ -10141,9 +10063,9 @@
       <w:pPr>
         <w:pStyle w:val="Heading3"/>
       </w:pPr>
-      <w:bookmarkStart w:id="263" w:name="_Numd19e3771"/>
-      <w:bookmarkStart w:id="264" w:name="_Refd19e3771"/>
-      <w:bookmarkStart w:id="265" w:name="_Tocd19e3771"/>
+      <w:bookmarkStart w:id="263" w:name="_Numd19e3718"/>
+      <w:bookmarkStart w:id="264" w:name="_Refd19e3718"/>
+      <w:bookmarkStart w:id="265" w:name="_Tocd19e3718"/>
       <w:r>
         <w:t/>
       </w:r>
@@ -10258,7 +10180,7 @@
         <w:rPr>
           <w:color w:val="0000FF"/>
         </w:rPr>
-        <w:instrText xml:space="preserve"> REF _Numd19e1554 \h </w:instrText>
+        <w:instrText xml:space="preserve"> REF _Numd19e1549 \h </w:instrText>
       </w:r>
       <w:r>
         <w:fldChar w:fldCharType="separate"/>
@@ -10291,8 +10213,8 @@
           <w:numId w:val="185"/>
         </w:numPr>
       </w:pPr>
-      <w:bookmarkStart w:id="267" w:name="_Tocd19e3802"/>
-      <w:bookmarkStart w:id="266" w:name="_Refd19e3802"/>
+      <w:bookmarkStart w:id="267" w:name="_Tocd19e3749"/>
+      <w:bookmarkStart w:id="266" w:name="_Refd19e3749"/>
       <w:r>
         <w:t/>
       </w:r>
@@ -10330,8 +10252,8 @@
           <w:numId w:val="186"/>
         </w:numPr>
       </w:pPr>
-      <w:bookmarkStart w:id="269" w:name="_Tocd19e3817"/>
-      <w:bookmarkStart w:id="268" w:name="_Refd19e3817"/>
+      <w:bookmarkStart w:id="269" w:name="_Tocd19e3764"/>
+      <w:bookmarkStart w:id="268" w:name="_Refd19e3764"/>
       <w:r>
         <w:t/>
       </w:r>
@@ -10438,8 +10360,8 @@
           <w:numId w:val="187"/>
         </w:numPr>
       </w:pPr>
-      <w:bookmarkStart w:id="271" w:name="_Tocd19e3858"/>
-      <w:bookmarkStart w:id="270" w:name="_Refd19e3858"/>
+      <w:bookmarkStart w:id="271" w:name="_Tocd19e3805"/>
+      <w:bookmarkStart w:id="270" w:name="_Refd19e3805"/>
       <w:r>
         <w:t/>
       </w:r>
@@ -10478,9 +10400,9 @@
       <w:pPr>
         <w:pStyle w:val="Heading2"/>
       </w:pPr>
-      <w:bookmarkStart w:id="272" w:name="_Numd19e3883"/>
-      <w:bookmarkStart w:id="273" w:name="_Refd19e3883"/>
-      <w:bookmarkStart w:id="274" w:name="_Tocd19e3883"/>
+      <w:bookmarkStart w:id="272" w:name="_Numd19e3830"/>
+      <w:bookmarkStart w:id="273" w:name="_Refd19e3830"/>
+      <w:bookmarkStart w:id="274" w:name="_Tocd19e3830"/>
       <w:r>
         <w:t/>
       </w:r>
@@ -10499,9 +10421,9 @@
       <w:pPr>
         <w:pStyle w:val="Heading3"/>
       </w:pPr>
-      <w:bookmarkStart w:id="275" w:name="_Numd19e3896"/>
-      <w:bookmarkStart w:id="276" w:name="_Refd19e3896"/>
-      <w:bookmarkStart w:id="277" w:name="_Tocd19e3896"/>
+      <w:bookmarkStart w:id="275" w:name="_Numd19e3843"/>
+      <w:bookmarkStart w:id="276" w:name="_Refd19e3843"/>
+      <w:bookmarkStart w:id="277" w:name="_Tocd19e3843"/>
       <w:r>
         <w:t/>
       </w:r>
@@ -10543,8 +10465,8 @@
           <w:numId w:val="188"/>
         </w:numPr>
       </w:pPr>
-      <w:bookmarkStart w:id="279" w:name="_Tocd19e3911"/>
-      <w:bookmarkStart w:id="278" w:name="_Refd19e3911"/>
+      <w:bookmarkStart w:id="279" w:name="_Tocd19e3858"/>
+      <w:bookmarkStart w:id="278" w:name="_Refd19e3858"/>
       <w:r>
         <w:t/>
       </w:r>
@@ -10583,7 +10505,7 @@
         <w:rPr>
           <w:color w:val="0000FF"/>
         </w:rPr>
-        <w:instrText xml:space="preserve"> REF _Numd19e3949 \h </w:instrText>
+        <w:instrText xml:space="preserve"> REF _Numd19e3896 \h </w:instrText>
       </w:r>
       <w:r>
         <w:fldChar w:fldCharType="separate"/>
@@ -10642,9 +10564,9 @@
       <w:pPr>
         <w:pStyle w:val="Heading3"/>
       </w:pPr>
-      <w:bookmarkStart w:id="280" w:name="_Numd19e3949"/>
-      <w:bookmarkStart w:id="281" w:name="_Refd19e3949"/>
-      <w:bookmarkStart w:id="282" w:name="_Tocd19e3949"/>
+      <w:bookmarkStart w:id="280" w:name="_Numd19e3896"/>
+      <w:bookmarkStart w:id="281" w:name="_Refd19e3896"/>
+      <w:bookmarkStart w:id="282" w:name="_Tocd19e3896"/>
       <w:r>
         <w:t/>
       </w:r>
@@ -10667,8 +10589,8 @@
           <w:numId w:val="189"/>
         </w:numPr>
       </w:pPr>
-      <w:bookmarkStart w:id="284" w:name="_Tocd19e3958"/>
-      <w:bookmarkStart w:id="283" w:name="_Refd19e3958"/>
+      <w:bookmarkStart w:id="284" w:name="_Tocd19e3905"/>
+      <w:bookmarkStart w:id="283" w:name="_Refd19e3905"/>
       <w:r>
         <w:t/>
       </w:r>
@@ -10802,8 +10724,8 @@
           <w:numId w:val="191"/>
         </w:numPr>
       </w:pPr>
-      <w:bookmarkStart w:id="286" w:name="_Tocd19e4010"/>
-      <w:bookmarkStart w:id="285" w:name="_Refd19e4010"/>
+      <w:bookmarkStart w:id="286" w:name="_Tocd19e3957"/>
+      <w:bookmarkStart w:id="285" w:name="_Refd19e3957"/>
       <w:r>
         <w:t/>
       </w:r>
@@ -10823,8 +10745,8 @@
           <w:numId w:val="192"/>
         </w:numPr>
       </w:pPr>
-      <w:bookmarkStart w:id="288" w:name="_Tocd19e4018"/>
-      <w:bookmarkStart w:id="287" w:name="_Refd19e4018"/>
+      <w:bookmarkStart w:id="288" w:name="_Tocd19e3965"/>
+      <w:bookmarkStart w:id="287" w:name="_Refd19e3965"/>
       <w:r>
         <w:t/>
       </w:r>
@@ -10922,8 +10844,8 @@
           <w:numId w:val="193"/>
         </w:numPr>
       </w:pPr>
-      <w:bookmarkStart w:id="290" w:name="_Tocd19e4055"/>
-      <w:bookmarkStart w:id="289" w:name="_Refd19e4055"/>
+      <w:bookmarkStart w:id="290" w:name="_Tocd19e4002"/>
+      <w:bookmarkStart w:id="289" w:name="_Refd19e4002"/>
       <w:r>
         <w:t/>
       </w:r>
@@ -11045,13 +10967,7 @@
         <w:t>(vii)</w:t>
       </w:r>
       <w:r>
-        <w:t xml:space="preserve"> Initiatives that ensure task and delivery orders over </w:t>
-      </w:r>
-      <w:r>
-        <w:t>$1.5 million</w:t>
-      </w:r>
-      <w:r>
-        <w:t xml:space="preserve"> issued under multiple award contracts are properly planned, issued, and comply with </w:t>
+        <w:t xml:space="preserve"> Initiatives that ensure task and delivery orders over $1.5 million issued under multiple award contracts are properly planned, issued, and comply with </w:t>
       </w:r>
       <w:r>
         <w:rPr>
@@ -11320,7 +11236,7 @@
         <w:rPr>
           <w:noProof/>
         </w:rPr>
-        <w:t>5302.101   Definitions</w:t>
+        <w:t>Heading 3</w:t>
       </w:r>
     </w:fldSimple>
   </w:p>
@@ -21994,7 +21910,7 @@
   <w:style w:type="paragraph" w:default="1" w:styleId="Normal">
     <w:name w:val="Normal"/>
     <w:qFormat/>
-    <w:rsid w:val="00792F9E"/>
+    <w:rsid w:val="0035396F"/>
     <w:rPr>
       <w:rFonts w:ascii="Times New Roman" w:hAnsi="Times New Roman"/>
     </w:rPr>
@@ -22111,67 +22027,42 @@
   </w:style>
   <w:style w:type="paragraph" w:styleId="Heading6">
     <w:name w:val="heading 6"/>
-    <w:basedOn w:val="Normal"/>
+    <w:basedOn w:val="Heading4"/>
     <w:next w:val="BodyText"/>
     <w:link w:val="Heading6Char"/>
     <w:uiPriority w:val="9"/>
     <w:unhideWhenUsed/>
     <w:qFormat/>
-    <w:rsid w:val="00D068E1"/>
+    <w:rsid w:val="002D4362"/>
     <w:pPr>
-      <w:keepNext/>
-      <w:keepLines/>
-      <w:spacing w:before="40"/>
       <w:outlineLvl w:val="5"/>
     </w:pPr>
-    <w:rPr>
-      <w:rFonts w:eastAsiaTheme="majorEastAsia" w:cstheme="majorBidi"/>
-      <w:color w:val="1F3763" w:themeColor="accent1" w:themeShade="7F"/>
-    </w:rPr>
   </w:style>
   <w:style w:type="paragraph" w:styleId="Heading7">
     <w:name w:val="heading 7"/>
-    <w:basedOn w:val="Normal"/>
+    <w:basedOn w:val="Heading6"/>
     <w:next w:val="BodyText"/>
     <w:link w:val="Heading7Char"/>
     <w:uiPriority w:val="9"/>
     <w:unhideWhenUsed/>
     <w:qFormat/>
-    <w:rsid w:val="005043CB"/>
+    <w:rsid w:val="002D4362"/>
     <w:pPr>
-      <w:keepNext/>
-      <w:keepLines/>
-      <w:spacing w:before="40"/>
       <w:outlineLvl w:val="6"/>
     </w:pPr>
-    <w:rPr>
-      <w:rFonts w:asciiTheme="majorHAnsi" w:eastAsiaTheme="majorEastAsia" w:hAnsiTheme="majorHAnsi" w:cstheme="majorBidi"/>
-      <w:i/>
-      <w:iCs/>
-      <w:color w:val="1F3763" w:themeColor="accent1" w:themeShade="7F"/>
-    </w:rPr>
   </w:style>
   <w:style w:type="paragraph" w:styleId="Heading8">
     <w:name w:val="heading 8"/>
-    <w:basedOn w:val="Normal"/>
+    <w:basedOn w:val="Heading7"/>
     <w:next w:val="BodyText"/>
     <w:link w:val="Heading8Char"/>
     <w:uiPriority w:val="9"/>
     <w:unhideWhenUsed/>
     <w:qFormat/>
-    <w:rsid w:val="005043CB"/>
+    <w:rsid w:val="002D4362"/>
     <w:pPr>
-      <w:keepNext/>
-      <w:keepLines/>
-      <w:spacing w:before="40"/>
       <w:outlineLvl w:val="7"/>
     </w:pPr>
-    <w:rPr>
-      <w:rFonts w:asciiTheme="majorHAnsi" w:eastAsiaTheme="majorEastAsia" w:hAnsiTheme="majorHAnsi" w:cstheme="majorBidi"/>
-      <w:color w:val="272727" w:themeColor="text1" w:themeTint="D8"/>
-      <w:sz w:val="21"/>
-      <w:szCs w:val="21"/>
-    </w:rPr>
   </w:style>
   <w:style w:type="paragraph" w:styleId="Heading9">
     <w:name w:val="heading 9"/>
@@ -22422,10 +22313,11 @@
     <w:basedOn w:val="DefaultParagraphFont"/>
     <w:link w:val="Heading6"/>
     <w:uiPriority w:val="9"/>
-    <w:rsid w:val="00D068E1"/>
+    <w:rsid w:val="002D4362"/>
     <w:rPr>
       <w:rFonts w:ascii="Times New Roman" w:eastAsiaTheme="majorEastAsia" w:hAnsi="Times New Roman" w:cstheme="majorBidi"/>
-      <w:color w:val="1F3763" w:themeColor="accent1" w:themeShade="7F"/>
+      <w:b/>
+      <w:iCs/>
     </w:rPr>
   </w:style>
   <w:style w:type="character" w:customStyle="1" w:styleId="Heading7Char">
@@ -22433,12 +22325,11 @@
     <w:basedOn w:val="DefaultParagraphFont"/>
     <w:link w:val="Heading7"/>
     <w:uiPriority w:val="9"/>
-    <w:rsid w:val="005043CB"/>
+    <w:rsid w:val="002D4362"/>
     <w:rPr>
-      <w:rFonts w:asciiTheme="majorHAnsi" w:eastAsiaTheme="majorEastAsia" w:hAnsiTheme="majorHAnsi" w:cstheme="majorBidi"/>
-      <w:i/>
+      <w:rFonts w:ascii="Times New Roman" w:eastAsiaTheme="majorEastAsia" w:hAnsi="Times New Roman" w:cstheme="majorBidi"/>
+      <w:b/>
       <w:iCs/>
-      <w:color w:val="1F3763" w:themeColor="accent1" w:themeShade="7F"/>
     </w:rPr>
   </w:style>
   <w:style w:type="character" w:customStyle="1" w:styleId="Heading8Char">
@@ -22446,12 +22337,11 @@
     <w:basedOn w:val="DefaultParagraphFont"/>
     <w:link w:val="Heading8"/>
     <w:uiPriority w:val="9"/>
-    <w:rsid w:val="005043CB"/>
+    <w:rsid w:val="002D4362"/>
     <w:rPr>
-      <w:rFonts w:asciiTheme="majorHAnsi" w:eastAsiaTheme="majorEastAsia" w:hAnsiTheme="majorHAnsi" w:cstheme="majorBidi"/>
-      <w:color w:val="272727" w:themeColor="text1" w:themeTint="D8"/>
-      <w:sz w:val="21"/>
-      <w:szCs w:val="21"/>
+      <w:rFonts w:ascii="Times New Roman" w:eastAsiaTheme="majorEastAsia" w:hAnsi="Times New Roman" w:cstheme="majorBidi"/>
+      <w:b/>
+      <w:iCs/>
     </w:rPr>
   </w:style>
   <w:style w:type="character" w:customStyle="1" w:styleId="Heading9Char">
